--- a/BAB 3 Piranti Interaktif/Bab 3 Piranti Interaktif.docx
+++ b/BAB 3 Piranti Interaktif/Bab 3 Piranti Interaktif.docx
@@ -32,7 +32,7 @@
           <w:sz w:val="36"/>
           <w:szCs w:val="36"/>
         </w:rPr>
-        <w:t xml:space="preserve"> 1 PERANCANGAN USER EXPERIENCE </w:t>
+        <w:t xml:space="preserve">  PERANCANGAN USER EXPERIENCE </w:t>
       </w:r>
     </w:p>
     <w:p>
@@ -136,7 +136,7 @@
               </wp:anchor>
             </w:drawing>
           </mc:Choice>
-          <mc:Fallback xmlns:cr="http://schemas.microsoft.com/office/comments/2020/reactions" xmlns="http://schemas.microsoft.com/office/tasks/2019/documenttasks" xmlns:dgm="http://schemas.openxmlformats.org/drawingml/2006/diagram" xmlns:lc="http://schemas.openxmlformats.org/drawingml/2006/lockedCanvas" xmlns:c="http://schemas.openxmlformats.org/drawingml/2006/chart" xmlns:pic="http://schemas.openxmlformats.org/drawingml/2006/picture" xmlns:a="http://schemas.openxmlformats.org/drawingml/2006/main" xmlns:sl="http://schemas.openxmlformats.org/schemaLibrary/2006/main">
+          <mc:Fallback xmlns:sl="http://schemas.openxmlformats.org/schemaLibrary/2006/main" xmlns:a="http://schemas.openxmlformats.org/drawingml/2006/main" xmlns:pic="http://schemas.openxmlformats.org/drawingml/2006/picture" xmlns:c="http://schemas.openxmlformats.org/drawingml/2006/chart" xmlns:lc="http://schemas.openxmlformats.org/drawingml/2006/lockedCanvas" xmlns:dgm="http://schemas.openxmlformats.org/drawingml/2006/diagram" xmlns="http://schemas.microsoft.com/office/tasks/2019/documenttasks" xmlns:cr="http://schemas.microsoft.com/office/comments/2020/reactions">
             <w:drawing>
               <wp:anchor allowOverlap="1" behindDoc="0" distB="0" distT="0" distL="114300" distR="114300" hidden="0" layoutInCell="1" locked="0" relativeHeight="0" simplePos="0">
                 <wp:simplePos x="0" y="0"/>
@@ -441,6 +441,9 @@
       <w:r>
         <w:lastRenderedPageBreak/>
         <w:t>Bab 3 Piranti Interaktif</w:t>
+      </w:r>
+      <w:r>
+        <w:t>f</w:t>
       </w:r>
     </w:p>
     <w:p>
